--- a/0801581-45.2026 - Cicero da Silva/Declaração de hipossuficiência - Cicero da Silva.docx
+++ b/0801581-45.2026 - Cicero da Silva/Declaração de hipossuficiência - Cicero da Silva.docx
@@ -45,7 +45,7 @@
           <w:sz w:val="24"/>
           <w:szCs w:val="24"/>
         </w:rPr>
-        <w:t xml:space="preserve">, [nacionalidade], [estado civil], [profissão], portador do RG nº [•], inscrito no CPF sob o nº 053.884.853-74, residente e domiciliado em Mata Fria, s/n, Casa, Bairro Matadouro, Miguel Alves/PI, CEP 64.130-000</w:t>
+        <w:t xml:space="preserve">, inscrito no CPF sob o nº 053.884.853-74, residente e domiciliado em Mata Fria, s/n, Casa, Bairro Matadouro, Miguel Alves/PI, CEP 64.130-000</w:t>
       </w:r>
       <w:r>
         <w:rPr>

--- a/0801581-45.2026 - Cicero da Silva/Declaração de hipossuficiência - Cicero da Silva.docx
+++ b/0801581-45.2026 - Cicero da Silva/Declaração de hipossuficiência - Cicero da Silva.docx
@@ -45,7 +45,7 @@
           <w:sz w:val="24"/>
           <w:szCs w:val="24"/>
         </w:rPr>
-        <w:t xml:space="preserve">, inscrito no CPF sob o nº 053.884.853-74, residente e domiciliado em Mata Fria, s/n, Casa, Bairro Matadouro, Miguel Alves/PI, CEP 64.130-000</w:t>
+        <w:t xml:space="preserve">, inscrito no CPF sob o nº 053.884.853-74, com endereço na Mata Fria, SN, Casa, Matadouro, Miguel Alves/PI, CEP 64130-000</w:t>
       </w:r>
       <w:r>
         <w:rPr>
